--- a/assets/downloads/woek_rente_soziale_sicherung_gesamtdossier_v0_1.docx
+++ b/assets/downloads/woek_rente_soziale_sicherung_gesamtdossier_v0_1.docx
@@ -1,6 +1,6 @@
 
 <file path=word/document.xml><?xml version="1.0" encoding="utf-8"?>
-<w:document xmlns:wpc="http://schemas.microsoft.com/office/word/2010/wordprocessingCanvas" xmlns:mo="http://schemas.microsoft.com/office/mac/office/2008/main" xmlns:mc="http://schemas.openxmlformats.org/markup-compatibility/2006" xmlns:mv="urn:schemas-microsoft-com:mac:vml" xmlns:o="urn:schemas-microsoft-com:office:office" xmlns:r="http://schemas.openxmlformats.org/officeDocument/2006/relationships" xmlns:m="http://schemas.openxmlformats.org/officeDocument/2006/math" xmlns:v="urn:schemas-microsoft-com:vml" xmlns:wp14="http://schemas.microsoft.com/office/word/2010/wordprocessingDrawing" xmlns:wp="http://schemas.openxmlformats.org/drawingml/2006/wordprocessingDrawing" xmlns:w10="urn:schemas-microsoft-com:office:word" xmlns:w="http://schemas.openxmlformats.org/wordprocessingml/2006/main" xmlns:w14="http://schemas.microsoft.com/office/word/2010/wordml" xmlns:wpg="http://schemas.microsoft.com/office/word/2010/wordprocessingGroup" xmlns:wpi="http://schemas.microsoft.com/office/word/2010/wordprocessingInk" xmlns:wne="http://schemas.microsoft.com/office/word/2006/wordml" xmlns:wps="http://schemas.microsoft.com/office/word/2010/wordprocessingShape" mc:Ignorable="w14 wp14">
+<w:document xmlns:ns1="http://schemas.openxmlformats.org/markup-compatibility/2006" xmlns:ns2="http://schemas.openxmlformats.org/officeDocument/2006/relationships" xmlns:w="http://schemas.openxmlformats.org/wordprocessingml/2006/main" ns1:Ignorable="w14 wp14">
   <w:body>
     <w:p>
       <w:pPr>
@@ -320,11 +320,6 @@
       </w:pPr>
       <w:r>
         <w:t>Inhaltslogik</w:t>
-      </w:r>
-    </w:p>
-    <w:p>
-      <w:r>
-        <w:t>Dieses Dokument ist als öffentliche Arbeits- und Diskussionsfassung angelegt. Es enthält ausschließlich fachliche Publikationsinhalte. Die Kapitel sind so strukturiert, dass sie als Online-Volltext mit Ankern, Dossier-Download, Druckfunktion, SDG-/SDG+-Bezug und Buchankern veröffentlicht werden können.</w:t>
       </w:r>
     </w:p>
     <w:p>
@@ -3904,7 +3899,7 @@
     </w:p>
     <w:p>
       <w:r>
-        <w:t>Die folgenden Quellen dienen als öffentliche und interne Referenzpunkte. Externe Links sind als Informationsquellen angegeben; die wirkungsökonomische Einordnung erfolgt im Rahmen der Wirkungsökonomie.</w:t>
+        <w:t>Die folgenden Quellen dienen als öffentliche und methodische Referenzpunkte. Externe Links sind als Informationsquellen angegeben; die wirkungsökonomische Einordnung erfolgt im Rahmen der Wirkungsökonomie.</w:t>
       </w:r>
     </w:p>
     <w:p>
@@ -3987,13 +3982,13 @@
         </w:rPr>
         <w:t xml:space="preserve">BMAS Rentenversicherungsbericht 2025: </w:t>
       </w:r>
-      <w:hyperlink r:id="rId11">
+      <w:hyperlink ns2:id="rId11">
         <w:r>
           <w:rPr>
             <w:color w:val="2B7D5C"/>
             <w:u w:val="single"/>
           </w:rPr>
-          <w:t>https://www.bmas.de/DE/Service/Presse/Pressemitteilungen/2025/bundeskabinett-beschliesst-rentenversicherungsbericht-2025.html</w:t>
+          <w:t>https://www.bmas.de/SharedDocs/Downloads/DE/Rente/rentenversicherungsbericht-2025.html</w:t>
         </w:r>
       </w:hyperlink>
     </w:p>
@@ -4007,7 +4002,7 @@
         </w:rPr>
         <w:t xml:space="preserve">Destatis Babyboomer und Erwerbspersonen 2025: </w:t>
       </w:r>
-      <w:hyperlink r:id="rId12">
+      <w:hyperlink ns2:id="rId12">
         <w:r>
           <w:rPr>
             <w:color w:val="2B7D5C"/>
@@ -4027,7 +4022,7 @@
         </w:rPr>
         <w:t xml:space="preserve">Destatis Altenquotient 2025: </w:t>
       </w:r>
-      <w:hyperlink r:id="rId13">
+      <w:hyperlink ns2:id="rId13">
         <w:r>
           <w:rPr>
             <w:color w:val="2B7D5C"/>
@@ -4047,13 +4042,13 @@
         </w:rPr>
         <w:t xml:space="preserve">Deutsche Rentenversicherung in Zahlen 2025: </w:t>
       </w:r>
-      <w:hyperlink r:id="rId14">
+      <w:hyperlink ns2:id="rId14">
         <w:r>
           <w:rPr>
             <w:color w:val="2B7D5C"/>
             <w:u w:val="single"/>
           </w:rPr>
-          <w:t>https://www.deutsche-rentenversicherung.de/SharedDocs/Downloads/DE/Statistiken-und-Berichte/statistikpublikationen/rv_in_zahlen.pdf</w:t>
+          <w:t>https://www.deutsche-rentenversicherung.de/SharedDocs/Downloads/DE/Statistiken-und-Berichte/statistikpublikationen/rv_in_zahlen.html</w:t>
         </w:r>
       </w:hyperlink>
     </w:p>
@@ -4067,7 +4062,7 @@
         </w:rPr>
         <w:t xml:space="preserve">OECD Pensions at a Glance 2025: Germany: </w:t>
       </w:r>
-      <w:hyperlink r:id="rId15">
+      <w:hyperlink ns2:id="rId15">
         <w:r>
           <w:rPr>
             <w:color w:val="2B7D5C"/>
@@ -4078,8 +4073,8 @@
       </w:hyperlink>
     </w:p>
     <w:sectPr>
-      <w:headerReference w:type="default" r:id="rId9"/>
-      <w:footerReference w:type="default" r:id="rId10"/>
+      <w:headerReference w:type="default" ns2:id="rId9"/>
+      <w:footerReference w:type="default" ns2:id="rId10"/>
       <w:pgSz w:w="12240" w:h="15840"/>
       <w:pgMar w:top="964" w:right="1020" w:bottom="907" w:left="1020" w:header="397" w:footer="397" w:gutter="0"/>
       <w:cols w:space="720"/>
